--- a/docx_resources/Вечірня-Утреня/В,У - Пісна Тріодь/тиждень-6/6-1-ВУ.docx
+++ b/docx_resources/Вечірня-Утреня/В,У - Пісна Тріодь/тиждень-6/6-1-ВУ.docx
@@ -132,7 +132,7 @@
           <w:sz w:val="24"/>
           <w:szCs w:val="24"/>
         </w:rPr>
-        <w:t>Священик:</w:t>
+        <w:t>Священник:</w:t>
       </w:r>
       <w:r>
         <w:rPr>
@@ -7574,7 +7574,23 @@
           <w:sz w:val="24"/>
           <w:u w:val="single"/>
         </w:rPr>
-        <w:t>[Господи щедрий і милосердний, довготерпеливий і многомилостивий! Вислухай молитви наші і зверни увагу на голос моління нашого і яви нам знак милости Твоєї, наведи нас на дорогу Твою, щоб ходили ми в Твоїй правді. Звесели серця наші, щоб ми боялись імення Твого святого, бо Ти великий і твориш чуда; Ти Бог єдиний і немає подібного Тобі між богами, Господи. Ти сильний у милості і добрий у силі, аби допомагати й утішати, і спасати всіх, хто на ім'я Твоє святе уповає.]</w:t>
+        <w:t>[Господи щедрий і милосердний, дов</w:t>
+      </w:r>
+      <w:r>
+        <w:rPr>
+          <w:rFonts w:ascii="Times New Roman" w:hAnsi="Times New Roman"/>
+          <w:sz w:val="24"/>
+          <w:u w:val="single"/>
+        </w:rPr>
+        <w:t>готерпеливий і многомилостивий! Вислухай молитви наші і зверни увагу на голос моління нашого і яви нам знак милости Твоєї, наведи нас на дорогу Твою, щоб ходили ми в Твоїй правді. Звесели серця наші, щоб ми боялись імення Твого святого, бо Ти великий і тво</w:t>
+      </w:r>
+      <w:r>
+        <w:rPr>
+          <w:rFonts w:ascii="Times New Roman" w:hAnsi="Times New Roman"/>
+          <w:sz w:val="24"/>
+          <w:u w:val="single"/>
+        </w:rPr>
+        <w:t>риш чуда; Ти Бог єдиний і немає подібного Тобі між богами, Господи. Ти сильний у милості і добрий у силі, аби допомагати й утішати, і спасати всіх, хто на ім'я Твоє святе уповає.]</w:t>
       </w:r>
     </w:p>
     <w:p>
@@ -8895,7 +8911,7 @@
           <w:sz w:val="24"/>
           <w:szCs w:val="24"/>
         </w:rPr>
-        <w:t>Священик:</w:t>
+        <w:t>Священник:</w:t>
       </w:r>
       <w:r>
         <w:rPr>
@@ -9813,7 +9829,7 @@
           <w:color w:val="FF0000"/>
           <w:sz w:val="24"/>
         </w:rPr>
-        <w:t>Священик:</w:t>
+        <w:t>Священник:</w:t>
       </w:r>
       <w:r>
         <w:rPr>
@@ -9888,7 +9904,7 @@
           <w:sz w:val="24"/>
           <w:szCs w:val="24"/>
         </w:rPr>
-        <w:t>Священик:</w:t>
+        <w:t>Священник:</w:t>
       </w:r>
       <w:r>
         <w:rPr>
@@ -10021,7 +10037,7 @@
           <w:sz w:val="24"/>
           <w:szCs w:val="24"/>
         </w:rPr>
-        <w:t>Священик читає тихо</w:t>
+        <w:t>Священник читає тихо</w:t>
       </w:r>
       <w:r>
         <w:rPr>
@@ -10052,7 +10068,7 @@
           <w:color w:val="FF0000"/>
           <w:sz w:val="24"/>
         </w:rPr>
-        <w:t>Священик:</w:t>
+        <w:t>Священник:</w:t>
       </w:r>
       <w:r>
         <w:rPr>
@@ -10068,7 +10084,7 @@
           <w:color w:val="000000"/>
           <w:sz w:val="24"/>
         </w:rPr>
-        <w:t>Нехай</w:t>
+        <w:t>Нехай буде влада царства Твого благословенна і дуже прославлена: Отця, і Сина, і Святого Духа, нин</w:t>
       </w:r>
       <w:r>
         <w:rPr>
@@ -10076,335 +10092,7 @@
           <w:color w:val="000000"/>
           <w:sz w:val="24"/>
         </w:rPr>
-        <w:t xml:space="preserve"> </w:t>
-      </w:r>
-      <w:r>
-        <w:rPr>
-          <w:rFonts w:ascii="Times New Roman" w:hAnsi="Times New Roman"/>
-          <w:color w:val="000000"/>
-          <w:sz w:val="24"/>
-        </w:rPr>
-        <w:t>буде</w:t>
-      </w:r>
-      <w:r>
-        <w:rPr>
-          <w:rFonts w:ascii="Times New Roman" w:hAnsi="Times New Roman"/>
-          <w:color w:val="000000"/>
-          <w:sz w:val="24"/>
-        </w:rPr>
-        <w:t xml:space="preserve"> </w:t>
-      </w:r>
-      <w:r>
-        <w:rPr>
-          <w:rFonts w:ascii="Times New Roman" w:hAnsi="Times New Roman"/>
-          <w:color w:val="000000"/>
-          <w:sz w:val="24"/>
-        </w:rPr>
-        <w:t>влада</w:t>
-      </w:r>
-      <w:r>
-        <w:rPr>
-          <w:rFonts w:ascii="Times New Roman" w:hAnsi="Times New Roman"/>
-          <w:color w:val="000000"/>
-          <w:sz w:val="24"/>
-        </w:rPr>
-        <w:t xml:space="preserve"> </w:t>
-      </w:r>
-      <w:r>
-        <w:rPr>
-          <w:rFonts w:ascii="Times New Roman" w:hAnsi="Times New Roman"/>
-          <w:color w:val="000000"/>
-          <w:sz w:val="24"/>
-        </w:rPr>
-        <w:t>царства</w:t>
-      </w:r>
-      <w:r>
-        <w:rPr>
-          <w:rFonts w:ascii="Times New Roman" w:hAnsi="Times New Roman"/>
-          <w:color w:val="000000"/>
-          <w:sz w:val="24"/>
-        </w:rPr>
-        <w:t xml:space="preserve"> </w:t>
-      </w:r>
-      <w:r>
-        <w:rPr>
-          <w:rFonts w:ascii="Times New Roman" w:hAnsi="Times New Roman"/>
-          <w:color w:val="000000"/>
-          <w:sz w:val="24"/>
-        </w:rPr>
-        <w:t>Твого</w:t>
-      </w:r>
-      <w:r>
-        <w:rPr>
-          <w:rFonts w:ascii="Times New Roman" w:hAnsi="Times New Roman"/>
-          <w:color w:val="000000"/>
-          <w:sz w:val="24"/>
-        </w:rPr>
-        <w:t xml:space="preserve"> </w:t>
-      </w:r>
-      <w:r>
-        <w:rPr>
-          <w:rFonts w:ascii="Times New Roman" w:hAnsi="Times New Roman"/>
-          <w:color w:val="000000"/>
-          <w:sz w:val="24"/>
-        </w:rPr>
-        <w:t>благословенна</w:t>
-      </w:r>
-      <w:r>
-        <w:rPr>
-          <w:rFonts w:ascii="Times New Roman" w:hAnsi="Times New Roman"/>
-          <w:color w:val="000000"/>
-          <w:sz w:val="24"/>
-        </w:rPr>
-        <w:t xml:space="preserve"> </w:t>
-      </w:r>
-      <w:r>
-        <w:rPr>
-          <w:rFonts w:ascii="Times New Roman" w:hAnsi="Times New Roman"/>
-          <w:color w:val="000000"/>
-          <w:sz w:val="24"/>
-        </w:rPr>
-        <w:t>і</w:t>
-      </w:r>
-      <w:r>
-        <w:rPr>
-          <w:rFonts w:ascii="Times New Roman" w:hAnsi="Times New Roman"/>
-          <w:color w:val="000000"/>
-          <w:sz w:val="24"/>
-        </w:rPr>
-        <w:t xml:space="preserve"> </w:t>
-      </w:r>
-      <w:r>
-        <w:rPr>
-          <w:rFonts w:ascii="Times New Roman" w:hAnsi="Times New Roman"/>
-          <w:color w:val="000000"/>
-          <w:sz w:val="24"/>
-        </w:rPr>
-        <w:t>дуже</w:t>
-      </w:r>
-      <w:r>
-        <w:rPr>
-          <w:rFonts w:ascii="Times New Roman" w:hAnsi="Times New Roman"/>
-          <w:color w:val="000000"/>
-          <w:sz w:val="24"/>
-        </w:rPr>
-        <w:t xml:space="preserve"> </w:t>
-      </w:r>
-      <w:r>
-        <w:rPr>
-          <w:rFonts w:ascii="Times New Roman" w:hAnsi="Times New Roman"/>
-          <w:color w:val="000000"/>
-          <w:sz w:val="24"/>
-        </w:rPr>
-        <w:t>прославлена:</w:t>
-      </w:r>
-      <w:r>
-        <w:rPr>
-          <w:rFonts w:ascii="Times New Roman" w:hAnsi="Times New Roman"/>
-          <w:color w:val="000000"/>
-          <w:sz w:val="24"/>
-        </w:rPr>
-        <w:t xml:space="preserve"> </w:t>
-      </w:r>
-      <w:r>
-        <w:rPr>
-          <w:rFonts w:ascii="Times New Roman" w:hAnsi="Times New Roman"/>
-          <w:color w:val="000000"/>
-          <w:sz w:val="24"/>
-        </w:rPr>
-        <w:t>Отця,</w:t>
-      </w:r>
-      <w:r>
-        <w:rPr>
-          <w:rFonts w:ascii="Times New Roman" w:hAnsi="Times New Roman"/>
-          <w:color w:val="000000"/>
-          <w:sz w:val="24"/>
-        </w:rPr>
-        <w:t xml:space="preserve"> </w:t>
-      </w:r>
-      <w:r>
-        <w:rPr>
-          <w:rFonts w:ascii="Times New Roman" w:hAnsi="Times New Roman"/>
-          <w:color w:val="000000"/>
-          <w:sz w:val="24"/>
-        </w:rPr>
-        <w:t>і</w:t>
-      </w:r>
-      <w:r>
-        <w:rPr>
-          <w:rFonts w:ascii="Times New Roman" w:hAnsi="Times New Roman"/>
-          <w:color w:val="000000"/>
-          <w:sz w:val="24"/>
-        </w:rPr>
-        <w:t xml:space="preserve"> </w:t>
-      </w:r>
-      <w:r>
-        <w:rPr>
-          <w:rFonts w:ascii="Times New Roman" w:hAnsi="Times New Roman"/>
-          <w:color w:val="000000"/>
-          <w:sz w:val="24"/>
-        </w:rPr>
-        <w:t>Сина,</w:t>
-      </w:r>
-      <w:r>
-        <w:rPr>
-          <w:rFonts w:ascii="Times New Roman" w:hAnsi="Times New Roman"/>
-          <w:color w:val="000000"/>
-          <w:sz w:val="24"/>
-        </w:rPr>
-        <w:t xml:space="preserve"> </w:t>
-      </w:r>
-      <w:r>
-        <w:rPr>
-          <w:rFonts w:ascii="Times New Roman" w:hAnsi="Times New Roman"/>
-          <w:color w:val="000000"/>
-          <w:sz w:val="24"/>
-        </w:rPr>
-        <w:t>і</w:t>
-      </w:r>
-      <w:r>
-        <w:rPr>
-          <w:rFonts w:ascii="Times New Roman" w:hAnsi="Times New Roman"/>
-          <w:color w:val="000000"/>
-          <w:sz w:val="24"/>
-        </w:rPr>
-        <w:t xml:space="preserve"> </w:t>
-      </w:r>
-      <w:r>
-        <w:rPr>
-          <w:rFonts w:ascii="Times New Roman" w:hAnsi="Times New Roman"/>
-          <w:color w:val="000000"/>
-          <w:sz w:val="24"/>
-        </w:rPr>
-        <w:t>Святого</w:t>
-      </w:r>
-      <w:r>
-        <w:rPr>
-          <w:rFonts w:ascii="Times New Roman" w:hAnsi="Times New Roman"/>
-          <w:color w:val="000000"/>
-          <w:sz w:val="24"/>
-        </w:rPr>
-        <w:t xml:space="preserve"> </w:t>
-      </w:r>
-      <w:r>
-        <w:rPr>
-          <w:rFonts w:ascii="Times New Roman" w:hAnsi="Times New Roman"/>
-          <w:color w:val="000000"/>
-          <w:sz w:val="24"/>
-        </w:rPr>
-        <w:t>Духа,</w:t>
-      </w:r>
-      <w:r>
-        <w:rPr>
-          <w:rFonts w:ascii="Times New Roman" w:hAnsi="Times New Roman"/>
-          <w:color w:val="000000"/>
-          <w:sz w:val="24"/>
-        </w:rPr>
-        <w:t xml:space="preserve"> </w:t>
-      </w:r>
-      <w:r>
-        <w:rPr>
-          <w:rFonts w:ascii="Times New Roman" w:hAnsi="Times New Roman"/>
-          <w:color w:val="000000"/>
-          <w:sz w:val="24"/>
-        </w:rPr>
-        <w:t>нині</w:t>
-      </w:r>
-      <w:r>
-        <w:rPr>
-          <w:rFonts w:ascii="Times New Roman" w:hAnsi="Times New Roman"/>
-          <w:color w:val="000000"/>
-          <w:sz w:val="24"/>
-        </w:rPr>
-        <w:t xml:space="preserve"> </w:t>
-      </w:r>
-      <w:r>
-        <w:rPr>
-          <w:rFonts w:ascii="Times New Roman" w:hAnsi="Times New Roman"/>
-          <w:color w:val="000000"/>
-          <w:sz w:val="24"/>
-        </w:rPr>
-        <w:t>і</w:t>
-      </w:r>
-      <w:r>
-        <w:rPr>
-          <w:rFonts w:ascii="Times New Roman" w:hAnsi="Times New Roman"/>
-          <w:color w:val="000000"/>
-          <w:sz w:val="24"/>
-        </w:rPr>
-        <w:t xml:space="preserve"> </w:t>
-      </w:r>
-      <w:r>
-        <w:rPr>
-          <w:rFonts w:ascii="Times New Roman" w:hAnsi="Times New Roman"/>
-          <w:color w:val="000000"/>
-          <w:sz w:val="24"/>
-        </w:rPr>
-        <w:t>повсякчас,</w:t>
-      </w:r>
-      <w:r>
-        <w:rPr>
-          <w:rFonts w:ascii="Times New Roman" w:hAnsi="Times New Roman"/>
-          <w:color w:val="000000"/>
-          <w:sz w:val="24"/>
-        </w:rPr>
-        <w:t xml:space="preserve"> </w:t>
-      </w:r>
-      <w:r>
-        <w:rPr>
-          <w:rFonts w:ascii="Times New Roman" w:hAnsi="Times New Roman"/>
-          <w:color w:val="000000"/>
-          <w:sz w:val="24"/>
-        </w:rPr>
-        <w:t>і</w:t>
-      </w:r>
-      <w:r>
-        <w:rPr>
-          <w:rFonts w:ascii="Times New Roman" w:hAnsi="Times New Roman"/>
-          <w:color w:val="000000"/>
-          <w:sz w:val="24"/>
-        </w:rPr>
-        <w:t xml:space="preserve"> </w:t>
-      </w:r>
-      <w:r>
-        <w:rPr>
-          <w:rFonts w:ascii="Times New Roman" w:hAnsi="Times New Roman"/>
-          <w:color w:val="000000"/>
-          <w:sz w:val="24"/>
-        </w:rPr>
-        <w:t>на</w:t>
-      </w:r>
-      <w:r>
-        <w:rPr>
-          <w:rFonts w:ascii="Times New Roman" w:hAnsi="Times New Roman"/>
-          <w:color w:val="000000"/>
-          <w:sz w:val="24"/>
-        </w:rPr>
-        <w:t xml:space="preserve"> </w:t>
-      </w:r>
-      <w:r>
-        <w:rPr>
-          <w:rFonts w:ascii="Times New Roman" w:hAnsi="Times New Roman"/>
-          <w:color w:val="000000"/>
-          <w:sz w:val="24"/>
-        </w:rPr>
-        <w:t>віки</w:t>
-      </w:r>
-      <w:r>
-        <w:rPr>
-          <w:rFonts w:ascii="Times New Roman" w:hAnsi="Times New Roman"/>
-          <w:color w:val="000000"/>
-          <w:sz w:val="24"/>
-        </w:rPr>
-        <w:t xml:space="preserve"> </w:t>
-      </w:r>
-      <w:r>
-        <w:rPr>
-          <w:rFonts w:ascii="Times New Roman" w:hAnsi="Times New Roman"/>
-          <w:color w:val="000000"/>
-          <w:sz w:val="24"/>
-        </w:rPr>
-        <w:t>віків.</w:t>
+        <w:t>і і повсякчас, і на віки віків.</w:t>
       </w:r>
     </w:p>
     <w:p>
@@ -11156,7 +10844,7 @@
           <w:sz w:val="24"/>
           <w:szCs w:val="24"/>
         </w:rPr>
-        <w:t>Священик:</w:t>
+        <w:t>Священник:</w:t>
       </w:r>
       <w:r>
         <w:rPr>
@@ -11214,7 +10902,7 @@
           <w:sz w:val="24"/>
           <w:szCs w:val="24"/>
         </w:rPr>
-        <w:t>Священик:</w:t>
+        <w:t>Священник:</w:t>
       </w:r>
       <w:r>
         <w:rPr>
@@ -11347,7 +11035,7 @@
           <w:sz w:val="24"/>
           <w:szCs w:val="24"/>
         </w:rPr>
-        <w:t>Священик:</w:t>
+        <w:t>Священник:</w:t>
       </w:r>
       <w:r>
         <w:rPr>
@@ -11401,237 +11089,185 @@
     <w:p>
       <w:pPr>
         <w:pStyle w:val="Heading3"/>
-        <w:spacing w:before="0" w:after="120"/>
+        <w:spacing w:after="120"/>
         <w:jc w:val="center"/>
+      </w:pPr>
+      <w:r>
+        <w:rPr>
+          <w:rFonts w:ascii="Times New Roman" w:hAnsi="Times New Roman"/>
+          <w:i/>
+          <w:color w:val="FF0000"/>
+          <w:sz w:val="24"/>
+        </w:rPr>
+        <w:t>Молитва св. Єфрема</w:t>
+      </w:r>
+    </w:p>
+    <w:p>
+      <w:pPr>
+        <w:spacing w:after="120"/>
+      </w:pPr>
+      <w:r>
+        <w:rPr>
+          <w:rFonts w:ascii="Times New Roman" w:hAnsi="Times New Roman"/>
+          <w:color w:val="303030"/>
+          <w:sz w:val="24"/>
+        </w:rPr>
+        <w:t xml:space="preserve">Го́споди і Влади́ко життя́ мого́! Духа ліни́вства, недбайли́вости, властолю́б'я і пустомо́вства віджени́ від ме́не. </w:t>
+      </w:r>
+      <w:r>
+        <w:rPr>
+          <w:rFonts w:ascii="Times New Roman" w:hAnsi="Times New Roman"/>
+          <w:i/>
+          <w:color w:val="FF3333"/>
+          <w:sz w:val="24"/>
+        </w:rPr>
+        <w:t>(Доземний поклін)</w:t>
+      </w:r>
+    </w:p>
+    <w:p>
+      <w:pPr>
+        <w:spacing w:after="120"/>
+      </w:pPr>
+      <w:r>
+        <w:rPr>
+          <w:rFonts w:ascii="Times New Roman" w:hAnsi="Times New Roman"/>
+          <w:color w:val="303030"/>
+          <w:sz w:val="24"/>
+        </w:rPr>
+        <w:t xml:space="preserve">Ду́ха чистоти́, поко́ри, терпели́вости й любо́ви дару́й мені, слузі́ Твоє́му. </w:t>
+      </w:r>
+      <w:r>
+        <w:rPr>
+          <w:rFonts w:ascii="Times New Roman" w:hAnsi="Times New Roman"/>
+          <w:i/>
+          <w:color w:val="FF3333"/>
+          <w:sz w:val="24"/>
+        </w:rPr>
+        <w:t>(Доземний поклін)</w:t>
+      </w:r>
+    </w:p>
+    <w:p>
+      <w:pPr>
+        <w:spacing w:after="120"/>
+      </w:pPr>
+      <w:r>
+        <w:rPr>
+          <w:rFonts w:ascii="Times New Roman" w:hAnsi="Times New Roman"/>
+          <w:color w:val="303030"/>
+          <w:sz w:val="24"/>
+        </w:rPr>
+        <w:t xml:space="preserve">Так, Го́споди, Ца́рю! Дай мені́ ба́чити гріхи́ мої́ і не осу́джувати бра́та мого́, бо Ти благослове́нний на ві́ки вікі́в. Амі́нь. </w:t>
+      </w:r>
+      <w:r>
+        <w:rPr>
+          <w:rFonts w:ascii="Times New Roman" w:hAnsi="Times New Roman"/>
+          <w:i/>
+          <w:color w:val="FF3333"/>
+          <w:sz w:val="24"/>
+        </w:rPr>
+        <w:t>(Доземний поклін)</w:t>
+      </w:r>
+    </w:p>
+    <w:p>
+      <w:pPr>
+        <w:spacing w:after="120"/>
+        <w:jc w:val="both"/>
         <w:rPr>
           <w:rFonts w:ascii="Times New Roman" w:hAnsi="Times New Roman"/>
           <w:b/>
           <w:i/>
           <w:color w:val="FF0000"/>
-        </w:rPr>
-      </w:pPr>
-      <w:r>
-        <w:rPr>
-          <w:rFonts w:ascii="Times New Roman" w:hAnsi="Times New Roman"/>
-          <w:b/>
-          <w:i/>
-          <w:color w:val="FF0000"/>
-          <w:sz w:val="24"/>
-        </w:rPr>
-        <w:t>Молитва св. Єфрема</w:t>
-      </w:r>
-    </w:p>
-    <w:p>
-      <w:pPr>
-        <w:spacing w:after="120"/>
-        <w:jc w:val="both"/>
-        <w:rPr>
-          <w:rFonts w:ascii="Times New Roman" w:hAnsi="Times New Roman"/>
-          <w:sz w:val="24"/>
-          <w:szCs w:val="24"/>
-        </w:rPr>
-      </w:pPr>
-      <w:r>
-        <w:rPr>
-          <w:rFonts w:ascii="Times New Roman" w:hAnsi="Times New Roman"/>
-          <w:sz w:val="24"/>
-          <w:szCs w:val="24"/>
-        </w:rPr>
-        <w:t xml:space="preserve">Господи і Владико життя мого! Духа лінивства, недбайливости, властолюб'я і пустомовства віджени від мене. </w:t>
-      </w:r>
-      <w:r>
-        <w:rPr>
-          <w:rFonts w:ascii="Times New Roman" w:hAnsi="Times New Roman"/>
-          <w:i/>
-          <w:color w:val="FF0000"/>
-          <w:sz w:val="24"/>
-          <w:szCs w:val="24"/>
-        </w:rPr>
-        <w:t>(Доземний поклін)</w:t>
-      </w:r>
-      <w:r>
-        <w:rPr>
-          <w:rFonts w:ascii="Times New Roman" w:hAnsi="Times New Roman"/>
+          <w:sz w:val="24"/>
+          <w:szCs w:val="24"/>
+        </w:rPr>
+      </w:pPr>
+    </w:p>
+    <w:p>
+      <w:pPr>
+        <w:spacing w:after="120"/>
+        <w:jc w:val="both"/>
+      </w:pPr>
+      <w:r>
+        <w:rPr>
+          <w:rFonts w:ascii="Times New Roman" w:hAnsi="Times New Roman"/>
+          <w:i/>
+          <w:color w:val="FF0000"/>
+          <w:sz w:val="24"/>
+        </w:rPr>
+        <w:t>Священник:</w:t>
+      </w:r>
+      <w:r>
+        <w:rPr>
+          <w:rFonts w:ascii="Times New Roman" w:hAnsi="Times New Roman"/>
+          <w:color w:val="FF0000"/>
+          <w:sz w:val="24"/>
+        </w:rPr>
+        <w:t xml:space="preserve"> </w:t>
+      </w:r>
+      <w:r>
+        <w:rPr>
+          <w:rFonts w:ascii="Times New Roman" w:hAnsi="Times New Roman"/>
+          <w:sz w:val="24"/>
+        </w:rPr>
+        <w:t>Слава тобі, Христе Боже, уповання наше, слава тобі!</w:t>
+      </w:r>
+    </w:p>
+    <w:p>
+      <w:pPr>
+        <w:spacing w:after="120"/>
+        <w:jc w:val="both"/>
+        <w:rPr>
+          <w:rFonts w:ascii="Times New Roman" w:hAnsi="Times New Roman"/>
+          <w:sz w:val="24"/>
+          <w:szCs w:val="24"/>
+        </w:rPr>
+      </w:pPr>
+      <w:r>
+        <w:rPr>
+          <w:rFonts w:ascii="Times New Roman" w:hAnsi="Times New Roman"/>
+          <w:i/>
+          <w:color w:val="FF0000"/>
+          <w:sz w:val="24"/>
+          <w:szCs w:val="24"/>
+        </w:rPr>
+        <w:t>Вірні:</w:t>
+      </w:r>
+      <w:r>
+        <w:rPr>
+          <w:rFonts w:ascii="Times New Roman" w:hAnsi="Times New Roman"/>
+          <w:color w:val="FF0000"/>
+          <w:sz w:val="24"/>
+          <w:szCs w:val="24"/>
+        </w:rPr>
+        <w:t xml:space="preserve"> </w:t>
+      </w:r>
+      <w:r>
+        <w:rPr>
+          <w:rFonts w:ascii="Times New Roman" w:hAnsi="Times New Roman"/>
+          <w:sz w:val="24"/>
+          <w:szCs w:val="24"/>
+        </w:rPr>
+        <w:t xml:space="preserve">Слава Отцю і Сину, і Святому Духові, і нині і повсякчас, і на віки віків. Амінь. Господи, помилуй </w:t>
+      </w:r>
+      <w:r>
+        <w:rPr>
+          <w:rFonts w:ascii="Times New Roman" w:hAnsi="Times New Roman"/>
+          <w:i/>
+          <w:color w:val="FF0000"/>
+          <w:sz w:val="24"/>
+          <w:szCs w:val="24"/>
+        </w:rPr>
+        <w:t>(3 р.)</w:t>
+      </w:r>
+      <w:r>
+        <w:rPr>
+          <w:rFonts w:ascii="Times New Roman" w:hAnsi="Times New Roman"/>
+          <w:i/>
           <w:sz w:val="24"/>
           <w:szCs w:val="24"/>
         </w:rPr>
         <w:t>.</w:t>
       </w:r>
-    </w:p>
-    <w:p>
-      <w:pPr>
-        <w:spacing w:after="120"/>
-        <w:jc w:val="both"/>
-        <w:rPr>
-          <w:rFonts w:ascii="Times New Roman" w:hAnsi="Times New Roman"/>
-          <w:sz w:val="24"/>
-          <w:szCs w:val="24"/>
-        </w:rPr>
-      </w:pPr>
-      <w:r>
-        <w:rPr>
-          <w:rFonts w:ascii="Times New Roman" w:hAnsi="Times New Roman"/>
-          <w:sz w:val="24"/>
-          <w:szCs w:val="24"/>
-        </w:rPr>
-        <w:t xml:space="preserve">Духа чистоти, покори, терпеливости й любови даруй мені, слузі твоєму. </w:t>
-      </w:r>
-      <w:r>
-        <w:rPr>
-          <w:rFonts w:ascii="Times New Roman" w:hAnsi="Times New Roman"/>
-          <w:i/>
-          <w:color w:val="FF0000"/>
-          <w:sz w:val="24"/>
-          <w:szCs w:val="24"/>
-        </w:rPr>
-        <w:t>(Доземний поклін)</w:t>
-      </w:r>
-      <w:r>
-        <w:rPr>
-          <w:rFonts w:ascii="Times New Roman" w:hAnsi="Times New Roman"/>
-          <w:sz w:val="24"/>
-          <w:szCs w:val="24"/>
-        </w:rPr>
-        <w:t>.</w:t>
-      </w:r>
-    </w:p>
-    <w:p>
-      <w:pPr>
-        <w:spacing w:after="120"/>
-        <w:jc w:val="both"/>
-        <w:rPr>
-          <w:rFonts w:ascii="Times New Roman" w:hAnsi="Times New Roman"/>
-          <w:sz w:val="24"/>
-          <w:szCs w:val="24"/>
-        </w:rPr>
-      </w:pPr>
-      <w:r>
-        <w:rPr>
-          <w:rFonts w:ascii="Times New Roman" w:hAnsi="Times New Roman"/>
-          <w:sz w:val="24"/>
-          <w:szCs w:val="24"/>
-        </w:rPr>
-        <w:t xml:space="preserve">Так, Господи, Царю! Дай мені бачити гріхи мої і не осуджувати брата мого, бо ти благословенний на віки віків. Амінь. </w:t>
-      </w:r>
-      <w:r>
-        <w:rPr>
-          <w:rFonts w:ascii="Times New Roman" w:hAnsi="Times New Roman"/>
-          <w:i/>
-          <w:color w:val="FF0000"/>
-          <w:sz w:val="24"/>
-          <w:szCs w:val="24"/>
-        </w:rPr>
-        <w:t>(Доземний поклін)</w:t>
-      </w:r>
-      <w:r>
-        <w:rPr>
-          <w:rFonts w:ascii="Times New Roman" w:hAnsi="Times New Roman"/>
-          <w:sz w:val="24"/>
-          <w:szCs w:val="24"/>
-        </w:rPr>
-        <w:t>.</w:t>
-      </w:r>
-    </w:p>
-    <w:p>
-      <w:pPr>
-        <w:spacing w:after="120"/>
-        <w:jc w:val="both"/>
-        <w:rPr>
-          <w:rFonts w:ascii="Times New Roman" w:hAnsi="Times New Roman"/>
-          <w:b/>
-          <w:i/>
-          <w:color w:val="FF0000"/>
-          <w:sz w:val="24"/>
-          <w:szCs w:val="24"/>
-        </w:rPr>
-      </w:pPr>
-    </w:p>
-    <w:p>
-      <w:pPr>
-        <w:spacing w:after="120"/>
-        <w:jc w:val="both"/>
-      </w:pPr>
-      <w:r>
-        <w:rPr>
-          <w:rFonts w:ascii="Times New Roman" w:hAnsi="Times New Roman"/>
-          <w:i/>
-          <w:color w:val="FF0000"/>
-          <w:sz w:val="24"/>
-        </w:rPr>
-        <w:t>Священик:</w:t>
-      </w:r>
-      <w:r>
-        <w:rPr>
-          <w:rFonts w:ascii="Times New Roman" w:hAnsi="Times New Roman"/>
-          <w:color w:val="FF0000"/>
-          <w:sz w:val="24"/>
-        </w:rPr>
-        <w:t xml:space="preserve"> </w:t>
-      </w:r>
-      <w:r>
-        <w:rPr>
-          <w:rFonts w:ascii="Times New Roman" w:hAnsi="Times New Roman"/>
-          <w:sz w:val="24"/>
-        </w:rPr>
-        <w:t>Слава тобі, Христе Боже, уповання наше, слава тобі!</w:t>
-      </w:r>
-    </w:p>
-    <w:p>
-      <w:pPr>
-        <w:spacing w:after="120"/>
-        <w:jc w:val="both"/>
-        <w:rPr>
-          <w:rFonts w:ascii="Times New Roman" w:hAnsi="Times New Roman"/>
-          <w:sz w:val="24"/>
-          <w:szCs w:val="24"/>
-        </w:rPr>
-      </w:pPr>
-      <w:r>
-        <w:rPr>
-          <w:rFonts w:ascii="Times New Roman" w:hAnsi="Times New Roman"/>
-          <w:i/>
-          <w:color w:val="FF0000"/>
-          <w:sz w:val="24"/>
-          <w:szCs w:val="24"/>
-        </w:rPr>
-        <w:t>Вірні:</w:t>
-      </w:r>
-      <w:r>
-        <w:rPr>
-          <w:rFonts w:ascii="Times New Roman" w:hAnsi="Times New Roman"/>
-          <w:color w:val="FF0000"/>
-          <w:sz w:val="24"/>
-          <w:szCs w:val="24"/>
-        </w:rPr>
-        <w:t xml:space="preserve"> </w:t>
-      </w:r>
-      <w:r>
-        <w:rPr>
-          <w:rFonts w:ascii="Times New Roman" w:hAnsi="Times New Roman"/>
-          <w:sz w:val="24"/>
-          <w:szCs w:val="24"/>
-        </w:rPr>
-        <w:t xml:space="preserve">Слава Отцю і Сину, і Святому Духові, і нині і повсякчас, і на віки віків. Амінь. Господи, помилуй </w:t>
-      </w:r>
-      <w:r>
-        <w:rPr>
-          <w:rFonts w:ascii="Times New Roman" w:hAnsi="Times New Roman"/>
-          <w:i/>
-          <w:color w:val="FF0000"/>
-          <w:sz w:val="24"/>
-          <w:szCs w:val="24"/>
-        </w:rPr>
-        <w:t>(3 р.)</w:t>
-      </w:r>
-      <w:r>
-        <w:rPr>
-          <w:rFonts w:ascii="Times New Roman" w:hAnsi="Times New Roman"/>
-          <w:i/>
-          <w:sz w:val="24"/>
-          <w:szCs w:val="24"/>
-        </w:rPr>
-        <w:t>.</w:t>
-      </w:r>
       <w:r>
         <w:rPr>
           <w:rFonts w:ascii="Times New Roman" w:hAnsi="Times New Roman"/>
@@ -11659,7 +11295,7 @@
           <w:sz w:val="24"/>
           <w:szCs w:val="24"/>
         </w:rPr>
-        <w:t>Священик:</w:t>
+        <w:t>Священник:</w:t>
       </w:r>
       <w:r>
         <w:rPr>
@@ -11870,7 +11506,7 @@
           <w:sz w:val="24"/>
           <w:szCs w:val="24"/>
         </w:rPr>
-        <w:t>Священик</w:t>
+        <w:t>Священник</w:t>
       </w:r>
       <w:r>
         <w:rPr>
@@ -14546,7 +14182,15 @@
           <w:color w:val="FF0000"/>
           <w:sz w:val="24"/>
         </w:rPr>
-        <w:t>10.</w:t>
+        <w:t>10</w:t>
+      </w:r>
+      <w:r>
+        <w:rPr>
+          <w:rFonts w:ascii="Times New Roman" w:hAnsi="Times New Roman"/>
+          <w:color w:val="FF0000"/>
+          <w:sz w:val="24"/>
+        </w:rPr>
+        <w:t>.</w:t>
       </w:r>
       <w:r>
         <w:rPr>
@@ -14554,7 +14198,15 @@
           <w:color w:val="000000"/>
           <w:sz w:val="24"/>
         </w:rPr>
-        <w:t xml:space="preserve"> Боже, Боже наш! Ти сотворив розумні й духовні сили Своєю волею. Тебе просимо й Тобі молимося: Прийми наші посильні величання з усіма Твоїми творіннями і збагати щедрими даруваннями Твоєї ласки. Бо перед Тобою згинається всяке коліно: на небі, на землі й під землею, і все, що живе, і все створіння оспівує неосяжну Твою славу, бо Ти Бог правдивий і вельми милостивий. Тебе бо хвалять усі небесні сили, і Тобі славу возсилаємо: Отцю, і Сину, і Святому Духові, нині і повсякчас, і на віки віків. Амінь.</w:t>
+        <w:t xml:space="preserve"> Боже, Боже наш! Ти сотворив розумні й духовні сили Своєю волею. Тебе просимо й Тобі молимося: Прийми наші посильні величання з усіма Твоїми творіннями і збагати щедрими даруваннями Твоєї ласки. Бо перед Тобою згинається всяке коліно: на небі, на землі й </w:t>
+      </w:r>
+      <w:r>
+        <w:rPr>
+          <w:rFonts w:ascii="Times New Roman" w:hAnsi="Times New Roman"/>
+          <w:color w:val="000000"/>
+          <w:sz w:val="24"/>
+        </w:rPr>
+        <w:t>під землею, і все, що живе, і все створіння оспівує неосяжну Твою славу, бо Ти Бог правдивий і вельми милостивий. Тебе бо хвалять усі небесні сили, і Тобі славу возсилаємо: Отцю, і Сину, і Святому Духові, нині і повсякчас, і на віки віків. Амінь.</w:t>
       </w:r>
     </w:p>
     <w:p>
@@ -17626,7 +17278,7 @@
           <w:sz w:val="24"/>
           <w:u w:val="single"/>
         </w:rPr>
-        <w:t>[</w:t>
+        <w:t>[Господи, Боже наш, що сонну неміч забрав від нас і покликав нас візванням святим, щоб і вночі підносити руки наші і прославляти Тебе за спра</w:t>
       </w:r>
       <w:r>
         <w:rPr>
@@ -17634,7 +17286,7 @@
           <w:sz w:val="24"/>
           <w:u w:val="single"/>
         </w:rPr>
-        <w:t>Господи, Боже наш, що сонну неміч забрав від нас і покликав нас візванням святим, щоб і вночі підносити руки наші і прославляти Тебе за справедливі Твої присуди. Прийми благання наші, моління, визнавання, нічні служби і даруй нам, Боже, віру бездоганну, надію впевнену, любов нелицемірну. Благослови наші входи й виходи, вчинки, слова, діла й думки; і дай нам дочекатися початку дня, нам, що хвалять й оспівують, і благословлять добрість Твоєї несказанної сили</w:t>
+        <w:t>ведливі Твої присуди. Прийми благання наші, моління, визнавання, нічні служби і даруй нам, Боже, віру бездоганну, надію впевнену, любов нелицемірну. Благослови наші входи й виходи, вчинки, слова, діла й думки; і дай нам дочекатися початку дня, нам, що хвал</w:t>
       </w:r>
       <w:r>
         <w:rPr>
@@ -17642,7 +17294,7 @@
           <w:sz w:val="24"/>
           <w:u w:val="single"/>
         </w:rPr>
-        <w:t>]</w:t>
+        <w:t>ять й оспівують, і благословлять добрість Твоєї несказанної сили]</w:t>
       </w:r>
     </w:p>
     <w:p>
@@ -19238,7 +18890,7 @@
           <w:sz w:val="24"/>
           <w:u w:val="single"/>
         </w:rPr>
-        <w:t>[</w:t>
+        <w:t>[Боже, Боже наш! Ти сотворив розумні й духовні сили Своєю волею. Тебе просимо й Тобі молимося: Прийми наші посильні величання з усіма Твоїми творіннями і збагати щедрими даруваннями Твоєї ласки. Бо перед Тобою згинається всяке коліно: на небі, на землі й п</w:t>
       </w:r>
       <w:r>
         <w:rPr>
@@ -19246,52 +18898,28 @@
           <w:sz w:val="24"/>
           <w:u w:val="single"/>
         </w:rPr>
-        <w:t xml:space="preserve">Боже, Боже наш! Ти сотворив розумні й духовні сили </w:t>
-      </w:r>
-      <w:r>
-        <w:rPr>
-          <w:rFonts w:ascii="Times New Roman" w:hAnsi="Times New Roman"/>
-          <w:sz w:val="24"/>
-          <w:u w:val="single"/>
-        </w:rPr>
-        <w:t>С</w:t>
-      </w:r>
-      <w:r>
-        <w:rPr>
-          <w:rFonts w:ascii="Times New Roman" w:hAnsi="Times New Roman"/>
-          <w:sz w:val="24"/>
-          <w:u w:val="single"/>
-        </w:rPr>
-        <w:t>воєю волею. Тебе просимо й Тобі молимося: Прийми наші посильні величання з усіма Твоїми творіннями і збагати щедрими даруваннями Твоєї ласки. Бо перед Тобою згинається всяке коліно: на небі, на землі й під землею, і все, що живе, і все створіння оспівує неосяжну Твою славу, бо Ти Бог правдивий і вельми милостивий</w:t>
-      </w:r>
-      <w:r>
-        <w:rPr>
-          <w:rFonts w:ascii="Times New Roman" w:hAnsi="Times New Roman"/>
-          <w:sz w:val="24"/>
-          <w:u w:val="single"/>
-        </w:rPr>
-        <w:t>.]</w:t>
-      </w:r>
-    </w:p>
-    <w:p>
-      <w:pPr>
-        <w:spacing w:after="120"/>
-        <w:jc w:val="both"/>
-        <w:rPr>
-          <w:rFonts w:ascii="Times New Roman" w:hAnsi="Times New Roman"/>
-          <w:sz w:val="24"/>
-          <w:szCs w:val="24"/>
-        </w:rPr>
-      </w:pPr>
-      <w:r>
-        <w:rPr>
-          <w:rFonts w:ascii="Times New Roman" w:hAnsi="Times New Roman"/>
-          <w:i/>
-          <w:color w:val="FF0000"/>
-          <w:sz w:val="24"/>
-          <w:szCs w:val="24"/>
-        </w:rPr>
-        <w:t xml:space="preserve">Священик: </w:t>
+        <w:t>ід землею, і все, що живе, і все створіння оспівує неосяжну Твою славу, бо Ти Бог правдивий і вельми милостивий.]</w:t>
+      </w:r>
+    </w:p>
+    <w:p>
+      <w:pPr>
+        <w:spacing w:after="120"/>
+        <w:jc w:val="both"/>
+        <w:rPr>
+          <w:rFonts w:ascii="Times New Roman" w:hAnsi="Times New Roman"/>
+          <w:sz w:val="24"/>
+          <w:szCs w:val="24"/>
+        </w:rPr>
+      </w:pPr>
+      <w:r>
+        <w:rPr>
+          <w:rFonts w:ascii="Times New Roman" w:hAnsi="Times New Roman"/>
+          <w:i/>
+          <w:color w:val="FF0000"/>
+          <w:sz w:val="24"/>
+          <w:szCs w:val="24"/>
+        </w:rPr>
+        <w:t xml:space="preserve">Священник: </w:t>
       </w:r>
       <w:r>
         <w:rPr>
@@ -20173,7 +19801,7 @@
           <w:sz w:val="24"/>
           <w:szCs w:val="24"/>
         </w:rPr>
-        <w:t>Священик</w:t>
+        <w:t>Священник</w:t>
       </w:r>
       <w:r>
         <w:rPr>
@@ -20231,7 +19859,7 @@
           <w:sz w:val="24"/>
           <w:szCs w:val="24"/>
         </w:rPr>
-        <w:t>Священик:</w:t>
+        <w:t>Священник:</w:t>
       </w:r>
       <w:r>
         <w:rPr>
@@ -21074,7 +20702,7 @@
           <w:color w:val="FF0000"/>
           <w:sz w:val="24"/>
         </w:rPr>
-        <w:t>Священик:</w:t>
+        <w:t>Священник:</w:t>
       </w:r>
       <w:r>
         <w:rPr>
@@ -21149,7 +20777,7 @@
           <w:sz w:val="24"/>
           <w:szCs w:val="24"/>
         </w:rPr>
-        <w:t>Священик:</w:t>
+        <w:t>Священник:</w:t>
       </w:r>
       <w:r>
         <w:rPr>
@@ -21273,7 +20901,7 @@
           <w:sz w:val="24"/>
           <w:szCs w:val="24"/>
         </w:rPr>
-        <w:t>Священик читає</w:t>
+        <w:t>Священник читає</w:t>
       </w:r>
       <w:r>
         <w:rPr>
@@ -21927,7 +21555,7 @@
           <w:sz w:val="24"/>
           <w:szCs w:val="24"/>
         </w:rPr>
-        <w:t>Священик:</w:t>
+        <w:t>Священник:</w:t>
       </w:r>
       <w:r>
         <w:rPr>
@@ -21985,7 +21613,7 @@
           <w:sz w:val="24"/>
           <w:szCs w:val="24"/>
         </w:rPr>
-        <w:t>Священик:</w:t>
+        <w:t>Священник:</w:t>
       </w:r>
       <w:r>
         <w:rPr>
@@ -22099,7 +21727,7 @@
           <w:sz w:val="24"/>
           <w:szCs w:val="24"/>
         </w:rPr>
-        <w:t>Священик:</w:t>
+        <w:t>Священник:</w:t>
       </w:r>
       <w:r>
         <w:rPr>
@@ -22142,19 +21770,12 @@
     <w:p>
       <w:pPr>
         <w:pStyle w:val="Heading3"/>
-        <w:spacing w:before="0" w:after="120"/>
+        <w:spacing w:after="120"/>
         <w:jc w:val="center"/>
-        <w:rPr>
-          <w:rFonts w:ascii="Times New Roman" w:hAnsi="Times New Roman"/>
-          <w:b/>
-          <w:i/>
-          <w:color w:val="FF0000"/>
-        </w:rPr>
-      </w:pPr>
-      <w:r>
-        <w:rPr>
-          <w:rFonts w:ascii="Times New Roman" w:hAnsi="Times New Roman"/>
-          <w:b/>
+      </w:pPr>
+      <w:r>
+        <w:rPr>
+          <w:rFonts w:ascii="Times New Roman" w:hAnsi="Times New Roman"/>
           <w:i/>
           <w:color w:val="FF0000"/>
           <w:sz w:val="24"/>
@@ -22165,274 +21786,230 @@
     <w:p>
       <w:pPr>
         <w:spacing w:after="120"/>
-        <w:jc w:val="both"/>
-        <w:rPr>
-          <w:rFonts w:ascii="Times New Roman" w:hAnsi="Times New Roman"/>
-          <w:sz w:val="24"/>
-          <w:szCs w:val="24"/>
-        </w:rPr>
-      </w:pPr>
-      <w:r>
-        <w:rPr>
-          <w:rFonts w:ascii="Times New Roman" w:hAnsi="Times New Roman"/>
-          <w:sz w:val="24"/>
-          <w:szCs w:val="24"/>
-        </w:rPr>
-        <w:t xml:space="preserve">Господи і Владико життя мого! Духа лінивства, недбайливости, властолюб'я і пустомовства віджени від мене. </w:t>
-      </w:r>
-      <w:r>
-        <w:rPr>
-          <w:rFonts w:ascii="Times New Roman" w:hAnsi="Times New Roman"/>
-          <w:i/>
-          <w:color w:val="FF0000"/>
-          <w:sz w:val="24"/>
-          <w:szCs w:val="24"/>
+      </w:pPr>
+      <w:r>
+        <w:rPr>
+          <w:rFonts w:ascii="Times New Roman" w:hAnsi="Times New Roman"/>
+          <w:color w:val="303030"/>
+          <w:sz w:val="24"/>
+        </w:rPr>
+        <w:t xml:space="preserve">Го́споди і Влади́ко життя́ мого́! Духа ліни́вства, недбайли́вости, властолю́б'я і пустомо́вства віджени́ від ме́не. </w:t>
+      </w:r>
+      <w:r>
+        <w:rPr>
+          <w:rFonts w:ascii="Times New Roman" w:hAnsi="Times New Roman"/>
+          <w:i/>
+          <w:color w:val="FF3333"/>
+          <w:sz w:val="24"/>
         </w:rPr>
         <w:t>(Доземний поклін)</w:t>
       </w:r>
-      <w:r>
-        <w:rPr>
-          <w:rFonts w:ascii="Times New Roman" w:hAnsi="Times New Roman"/>
+    </w:p>
+    <w:p>
+      <w:pPr>
+        <w:spacing w:after="120"/>
+      </w:pPr>
+      <w:r>
+        <w:rPr>
+          <w:rFonts w:ascii="Times New Roman" w:hAnsi="Times New Roman"/>
+          <w:color w:val="303030"/>
+          <w:sz w:val="24"/>
+        </w:rPr>
+        <w:t xml:space="preserve">Ду́ха чистоти́, поко́ри, терпели́вости й любо́ви дару́й мені, слузі́ Твоє́му. </w:t>
+      </w:r>
+      <w:r>
+        <w:rPr>
+          <w:rFonts w:ascii="Times New Roman" w:hAnsi="Times New Roman"/>
+          <w:i/>
+          <w:color w:val="FF3333"/>
+          <w:sz w:val="24"/>
+        </w:rPr>
+        <w:t>(Доземний поклін)</w:t>
+      </w:r>
+    </w:p>
+    <w:p>
+      <w:pPr>
+        <w:spacing w:after="120"/>
+      </w:pPr>
+      <w:r>
+        <w:rPr>
+          <w:rFonts w:ascii="Times New Roman" w:hAnsi="Times New Roman"/>
+          <w:color w:val="303030"/>
+          <w:sz w:val="24"/>
+        </w:rPr>
+        <w:t xml:space="preserve">Так, Го́споди, Ца́рю! Дай мені́ ба́чити гріхи́ мої́ і не осу́джувати бра́та мого́, бо Ти благослове́нний на ві́ки вікі́в. Амі́нь. </w:t>
+      </w:r>
+      <w:r>
+        <w:rPr>
+          <w:rFonts w:ascii="Times New Roman" w:hAnsi="Times New Roman"/>
+          <w:i/>
+          <w:color w:val="FF3333"/>
+          <w:sz w:val="24"/>
+        </w:rPr>
+        <w:t>(Доземний поклін)</w:t>
+      </w:r>
+    </w:p>
+    <w:p>
+      <w:pPr>
+        <w:spacing w:after="120"/>
+      </w:pPr>
+      <w:r>
+        <w:rPr>
+          <w:rFonts w:ascii="Times New Roman" w:hAnsi="Times New Roman"/>
+          <w:sz w:val="24"/>
+        </w:rPr>
+        <w:t xml:space="preserve">Бо́же, будь милости́вим до ме́не, грі́шного. Бо́же, очи́сти мої́ гріхи́ і поми́луй мене́. Без числа́ нагріши́в я, Го́споди, прости́ мені́. </w:t>
+      </w:r>
+      <w:r>
+        <w:rPr>
+          <w:rFonts w:ascii="Times New Roman" w:hAnsi="Times New Roman"/>
+          <w:color w:val="FF0000"/>
+          <w:sz w:val="24"/>
+        </w:rPr>
+        <w:t>(</w:t>
+      </w:r>
+      <w:r>
+        <w:rPr>
+          <w:rFonts w:ascii="Times New Roman" w:hAnsi="Times New Roman"/>
+          <w:i/>
+          <w:color w:val="FF0000"/>
+          <w:sz w:val="24"/>
+        </w:rPr>
+        <w:t>12 малих поклонів</w:t>
+      </w:r>
+      <w:r>
+        <w:rPr>
+          <w:rFonts w:ascii="Times New Roman" w:hAnsi="Times New Roman"/>
+          <w:color w:val="FF0000"/>
+          <w:sz w:val="24"/>
+        </w:rPr>
+        <w:t>)</w:t>
+      </w:r>
+    </w:p>
+    <w:p>
+      <w:pPr>
+        <w:spacing w:after="120"/>
+      </w:pPr>
+      <w:r>
+        <w:rPr>
+          <w:rFonts w:ascii="Times New Roman" w:hAnsi="Times New Roman"/>
+          <w:color w:val="303030"/>
+          <w:sz w:val="24"/>
+        </w:rPr>
+        <w:t xml:space="preserve">Го́споди і Влади́ко життя́ мого́! Духа </w:t>
+      </w:r>
+      <w:r>
+        <w:rPr>
+          <w:rFonts w:ascii="Times New Roman" w:hAnsi="Times New Roman"/>
+          <w:color w:val="303030"/>
+          <w:sz w:val="24"/>
+        </w:rPr>
+        <w:t>ліни́вства, недбайли́вости, властолю́б'я і пустомо́вства віджени́ від ме́не. Ду́ха чистоти́, поко́ри, терпели́вости й любо́ви дару́й мені, слузі́ Твоє́му. Так, Го́споди, Ца́рю! Дай мені́ ба́чити гріхи́ мої́ і не осу́джувати бра́та мого́, бо Ти благослове́н</w:t>
+      </w:r>
+      <w:r>
+        <w:rPr>
+          <w:rFonts w:ascii="Times New Roman" w:hAnsi="Times New Roman"/>
+          <w:color w:val="303030"/>
+          <w:sz w:val="24"/>
+        </w:rPr>
+        <w:t xml:space="preserve">ний на ві́ки вікі́в. Амі́нь. </w:t>
+      </w:r>
+      <w:r>
+        <w:rPr>
+          <w:rFonts w:ascii="Times New Roman" w:hAnsi="Times New Roman"/>
+          <w:i/>
+          <w:color w:val="FF3333"/>
+          <w:sz w:val="24"/>
+        </w:rPr>
+        <w:t>(Доземний поклін)</w:t>
+      </w:r>
+    </w:p>
+    <w:p>
+      <w:pPr>
+        <w:spacing w:after="120"/>
+        <w:jc w:val="both"/>
+      </w:pPr>
+      <w:r>
+        <w:rPr>
+          <w:rFonts w:ascii="Times New Roman" w:hAnsi="Times New Roman"/>
+          <w:i/>
+          <w:color w:val="FF0000"/>
+          <w:sz w:val="24"/>
+        </w:rPr>
+        <w:t>Священник:</w:t>
+      </w:r>
+      <w:r>
+        <w:rPr>
+          <w:rFonts w:ascii="Times New Roman" w:hAnsi="Times New Roman"/>
+          <w:color w:val="FF0000"/>
+          <w:sz w:val="24"/>
+        </w:rPr>
+        <w:t xml:space="preserve"> </w:t>
+      </w:r>
+      <w:r>
+        <w:rPr>
+          <w:rFonts w:ascii="Times New Roman" w:hAnsi="Times New Roman"/>
+          <w:sz w:val="24"/>
+        </w:rPr>
+        <w:t>Слава тобі, Христе Боже, уповання наше, слава тобі!</w:t>
+      </w:r>
+    </w:p>
+    <w:p>
+      <w:pPr>
+        <w:spacing w:after="120"/>
+        <w:jc w:val="both"/>
+        <w:rPr>
+          <w:rFonts w:ascii="Times New Roman" w:hAnsi="Times New Roman"/>
+          <w:sz w:val="24"/>
+          <w:szCs w:val="24"/>
+        </w:rPr>
+      </w:pPr>
+      <w:r>
+        <w:rPr>
+          <w:rFonts w:ascii="Times New Roman" w:hAnsi="Times New Roman"/>
+          <w:i/>
+          <w:color w:val="FF0000"/>
+          <w:sz w:val="24"/>
+          <w:szCs w:val="24"/>
+        </w:rPr>
+        <w:t>Вірні:</w:t>
+      </w:r>
+      <w:r>
+        <w:rPr>
+          <w:rFonts w:ascii="Times New Roman" w:hAnsi="Times New Roman"/>
+          <w:color w:val="FF0000"/>
+          <w:sz w:val="24"/>
+          <w:szCs w:val="24"/>
+        </w:rPr>
+        <w:t xml:space="preserve"> </w:t>
+      </w:r>
+      <w:r>
+        <w:rPr>
+          <w:rFonts w:ascii="Times New Roman" w:hAnsi="Times New Roman"/>
+          <w:sz w:val="24"/>
+          <w:szCs w:val="24"/>
+        </w:rPr>
+        <w:t xml:space="preserve">Слава Отцю і Сину, і Святому Духові, і нині і повсякчас, і на віки віків. Амінь. Господи, помилуй </w:t>
+      </w:r>
+      <w:r>
+        <w:rPr>
+          <w:rFonts w:ascii="Times New Roman" w:hAnsi="Times New Roman"/>
+          <w:i/>
+          <w:color w:val="FF0000"/>
+          <w:sz w:val="24"/>
+          <w:szCs w:val="24"/>
+        </w:rPr>
+        <w:t>(3 р.)</w:t>
+      </w:r>
+      <w:r>
+        <w:rPr>
+          <w:rFonts w:ascii="Times New Roman" w:hAnsi="Times New Roman"/>
+          <w:i/>
           <w:sz w:val="24"/>
           <w:szCs w:val="24"/>
         </w:rPr>
         <w:t>.</w:t>
       </w:r>
-    </w:p>
-    <w:p>
-      <w:pPr>
-        <w:spacing w:after="120"/>
-        <w:jc w:val="both"/>
-        <w:rPr>
-          <w:rFonts w:ascii="Times New Roman" w:hAnsi="Times New Roman"/>
-          <w:sz w:val="24"/>
-          <w:szCs w:val="24"/>
-        </w:rPr>
-      </w:pPr>
-      <w:r>
-        <w:rPr>
-          <w:rFonts w:ascii="Times New Roman" w:hAnsi="Times New Roman"/>
-          <w:sz w:val="24"/>
-          <w:szCs w:val="24"/>
-        </w:rPr>
-        <w:t xml:space="preserve">Духа чистоти, покори, терпеливости й любови даруй мені, слузі твоєму. </w:t>
-      </w:r>
-      <w:r>
-        <w:rPr>
-          <w:rFonts w:ascii="Times New Roman" w:hAnsi="Times New Roman"/>
-          <w:i/>
-          <w:color w:val="FF0000"/>
-          <w:sz w:val="24"/>
-          <w:szCs w:val="24"/>
-        </w:rPr>
-        <w:t>(Доземний поклін)</w:t>
-      </w:r>
-      <w:r>
-        <w:rPr>
-          <w:rFonts w:ascii="Times New Roman" w:hAnsi="Times New Roman"/>
-          <w:sz w:val="24"/>
-          <w:szCs w:val="24"/>
-        </w:rPr>
-        <w:t>.</w:t>
-      </w:r>
-    </w:p>
-    <w:p>
-      <w:pPr>
-        <w:spacing w:after="120"/>
-        <w:jc w:val="both"/>
-        <w:rPr>
-          <w:rFonts w:ascii="Times New Roman" w:hAnsi="Times New Roman"/>
-          <w:sz w:val="24"/>
-          <w:szCs w:val="24"/>
-        </w:rPr>
-      </w:pPr>
-      <w:r>
-        <w:rPr>
-          <w:rFonts w:ascii="Times New Roman" w:hAnsi="Times New Roman"/>
-          <w:sz w:val="24"/>
-          <w:szCs w:val="24"/>
-        </w:rPr>
-        <w:t xml:space="preserve">Так, Господи, Царю! Дай мені бачити гріхи мої і не осуджувати брата мого, бо ти благословенний на віки віків. Амінь. </w:t>
-      </w:r>
-      <w:r>
-        <w:rPr>
-          <w:rFonts w:ascii="Times New Roman" w:hAnsi="Times New Roman"/>
-          <w:i/>
-          <w:color w:val="FF0000"/>
-          <w:sz w:val="24"/>
-          <w:szCs w:val="24"/>
-        </w:rPr>
-        <w:t>(Доземний поклін)</w:t>
-      </w:r>
-      <w:r>
-        <w:rPr>
-          <w:rFonts w:ascii="Times New Roman" w:hAnsi="Times New Roman"/>
-          <w:sz w:val="24"/>
-          <w:szCs w:val="24"/>
-        </w:rPr>
-        <w:t>.</w:t>
-      </w:r>
-    </w:p>
-    <w:p>
-      <w:pPr>
-        <w:spacing w:after="120"/>
-      </w:pPr>
-      <w:r>
-        <w:rPr>
-          <w:rFonts w:ascii="Times New Roman" w:hAnsi="Times New Roman"/>
-          <w:sz w:val="24"/>
-        </w:rPr>
-        <w:t xml:space="preserve">Бо́же, будь милости́вим до ме́не, грі́шного. Бо́же, очи́сти мої́ гріхи́ і поми́луй мене́. Без числа́ нагріши́в я, Го́споди, прости́ мені́. </w:t>
-      </w:r>
-      <w:r>
-        <w:rPr>
-          <w:rFonts w:ascii="Times New Roman" w:hAnsi="Times New Roman"/>
-          <w:color w:val="FF0000"/>
-          <w:sz w:val="24"/>
-        </w:rPr>
-        <w:t>(</w:t>
-      </w:r>
-      <w:r>
-        <w:rPr>
-          <w:rFonts w:ascii="Times New Roman" w:hAnsi="Times New Roman"/>
-          <w:i/>
-          <w:color w:val="FF0000"/>
-          <w:sz w:val="24"/>
-        </w:rPr>
-        <w:t>12 малих поклонів</w:t>
-      </w:r>
-      <w:r>
-        <w:rPr>
-          <w:rFonts w:ascii="Times New Roman" w:hAnsi="Times New Roman"/>
-          <w:color w:val="FF0000"/>
-          <w:sz w:val="24"/>
-        </w:rPr>
-        <w:t>)</w:t>
-      </w:r>
-    </w:p>
-    <w:p>
-      <w:pPr>
-        <w:spacing w:after="120"/>
-        <w:jc w:val="both"/>
-        <w:rPr>
-          <w:rFonts w:ascii="Times New Roman" w:hAnsi="Times New Roman"/>
-          <w:sz w:val="24"/>
-          <w:szCs w:val="24"/>
-        </w:rPr>
-      </w:pPr>
-      <w:r>
-        <w:rPr>
-          <w:rFonts w:ascii="Times New Roman" w:hAnsi="Times New Roman"/>
-          <w:sz w:val="24"/>
-          <w:szCs w:val="24"/>
-        </w:rPr>
-        <w:t xml:space="preserve">Господи і Владико життя мого! Духа лінивства, недбайливости, властолюб'я і пустомовства віджени від мене. Духа чистоти, покори, терпеливости й любови даруй мені, слузі твоєму. Так, Господи, Царю! Дай мені бачити гріхи мої і не осуджувати брата мого, бо ти благословенний на віки віків. Амінь. </w:t>
-      </w:r>
-      <w:r>
-        <w:rPr>
-          <w:rFonts w:ascii="Times New Roman" w:hAnsi="Times New Roman"/>
-          <w:i/>
-          <w:color w:val="FF0000"/>
-          <w:sz w:val="24"/>
-          <w:szCs w:val="24"/>
-        </w:rPr>
-        <w:t>(Доземний поклін)</w:t>
-      </w:r>
-      <w:r>
-        <w:rPr>
-          <w:rFonts w:ascii="Times New Roman" w:hAnsi="Times New Roman"/>
-          <w:sz w:val="24"/>
-          <w:szCs w:val="24"/>
-        </w:rPr>
-        <w:t>.</w:t>
-      </w:r>
-    </w:p>
-    <w:p>
-      <w:pPr>
-        <w:spacing w:after="120"/>
-        <w:jc w:val="both"/>
-      </w:pPr>
-      <w:r>
-        <w:rPr>
-          <w:rFonts w:ascii="Times New Roman" w:hAnsi="Times New Roman"/>
-          <w:i/>
-          <w:color w:val="FF0000"/>
-          <w:sz w:val="24"/>
-        </w:rPr>
-        <w:t>Священик:</w:t>
-      </w:r>
-      <w:r>
-        <w:rPr>
-          <w:rFonts w:ascii="Times New Roman" w:hAnsi="Times New Roman"/>
-          <w:color w:val="FF0000"/>
-          <w:sz w:val="24"/>
-        </w:rPr>
-        <w:t xml:space="preserve"> </w:t>
-      </w:r>
-      <w:r>
-        <w:rPr>
-          <w:rFonts w:ascii="Times New Roman" w:hAnsi="Times New Roman"/>
-          <w:sz w:val="24"/>
-        </w:rPr>
-        <w:t>Слава тобі, Христе Боже, уповання наше, слава тобі!</w:t>
-      </w:r>
-    </w:p>
-    <w:p>
-      <w:pPr>
-        <w:spacing w:after="120"/>
-        <w:jc w:val="both"/>
-        <w:rPr>
-          <w:rFonts w:ascii="Times New Roman" w:hAnsi="Times New Roman"/>
-          <w:sz w:val="24"/>
-          <w:szCs w:val="24"/>
-        </w:rPr>
-      </w:pPr>
-      <w:r>
-        <w:rPr>
-          <w:rFonts w:ascii="Times New Roman" w:hAnsi="Times New Roman"/>
-          <w:i/>
-          <w:color w:val="FF0000"/>
-          <w:sz w:val="24"/>
-          <w:szCs w:val="24"/>
-        </w:rPr>
-        <w:t>Вірні:</w:t>
-      </w:r>
-      <w:r>
-        <w:rPr>
-          <w:rFonts w:ascii="Times New Roman" w:hAnsi="Times New Roman"/>
-          <w:color w:val="FF0000"/>
-          <w:sz w:val="24"/>
-          <w:szCs w:val="24"/>
-        </w:rPr>
-        <w:t xml:space="preserve"> </w:t>
-      </w:r>
-      <w:r>
-        <w:rPr>
-          <w:rFonts w:ascii="Times New Roman" w:hAnsi="Times New Roman"/>
-          <w:sz w:val="24"/>
-          <w:szCs w:val="24"/>
-        </w:rPr>
-        <w:t xml:space="preserve">Слава Отцю і Сину, і Святому Духові, і нині і повсякчас, і на віки віків. Амінь. Господи, помилуй </w:t>
-      </w:r>
-      <w:r>
-        <w:rPr>
-          <w:rFonts w:ascii="Times New Roman" w:hAnsi="Times New Roman"/>
-          <w:i/>
-          <w:color w:val="FF0000"/>
-          <w:sz w:val="24"/>
-          <w:szCs w:val="24"/>
-        </w:rPr>
-        <w:t>(3 р.)</w:t>
-      </w:r>
-      <w:r>
-        <w:rPr>
-          <w:rFonts w:ascii="Times New Roman" w:hAnsi="Times New Roman"/>
-          <w:i/>
-          <w:sz w:val="24"/>
-          <w:szCs w:val="24"/>
-        </w:rPr>
-        <w:t>.</w:t>
-      </w:r>
       <w:r>
         <w:rPr>
           <w:rFonts w:ascii="Times New Roman" w:hAnsi="Times New Roman"/>
@@ -22460,7 +22037,7 @@
           <w:sz w:val="24"/>
           <w:szCs w:val="24"/>
         </w:rPr>
-        <w:t>Священик:</w:t>
+        <w:t>Священник:</w:t>
       </w:r>
       <w:r>
         <w:rPr>
